--- a/tests/referentni/vjezba_1/okvir_naslov.docx
+++ b/tests/referentni/vjezba_1/okvir_naslov.docx
@@ -166,7 +166,7 @@
     <w:sectPr>
       <w:footerReference w:type="default" r:id="rId9"/>
       <w:pgSz w:w="11906" w:h="16838"/>
-      <w:pgMar w:top="1361" w:right="1531" w:bottom="1644" w:left="1474" w:header="720" w:footer="720" w:gutter="0"/>
+      <w:pgMar w:top="1417" w:right="1417" w:bottom="1417" w:left="1701" w:header="720" w:footer="720" w:gutter="0"/>
       <w:cols w:space="720"/>
       <w:docGrid w:linePitch="360"/>
     </w:sectPr>
